--- a/VMohankumar-1jb23cs174.docx
+++ b/VMohankumar-1jb23cs174.docx
@@ -4,46 +4,152 @@
   <w:body>
     <w:p>
       <w:pPr>
-        <w:pStyle w:val="Space"/>
-      </w:pPr>
-    </w:p>
-    <w:p>
-      <w:pPr>
         <w:pStyle w:val="Title"/>
-      </w:pPr>
-      <w:r>
+        <w:rPr>
+          <w:sz w:val="36"/>
+          <w:szCs w:val="48"/>
+        </w:rPr>
+      </w:pPr>
+      <w:r>
+        <w:rPr>
+          <w:sz w:val="36"/>
+          <w:szCs w:val="48"/>
+        </w:rPr>
         <w:t>v mohan kumar</w:t>
       </w:r>
     </w:p>
     <w:p>
       <w:pPr>
         <w:pStyle w:val="Subtitle"/>
-      </w:pPr>
-      <w:r>
+        <w:rPr>
+          <w:color w:val="auto"/>
+        </w:rPr>
+      </w:pPr>
+      <w:r>
+        <w:rPr>
+          <w:color w:val="auto"/>
+        </w:rPr>
         <w:t>computer science engineer</w:t>
       </w:r>
     </w:p>
     <w:p>
-      <w:r>
+      <w:pPr>
+        <w:rPr>
+          <w:sz w:val="24"/>
+          <w:szCs w:val="24"/>
+        </w:rPr>
+      </w:pPr>
+      <w:r>
+        <w:rPr>
+          <w:color w:val="auto"/>
+          <w:sz w:val="24"/>
+          <w:szCs w:val="24"/>
+        </w:rPr>
+        <w:t xml:space="preserve">+91 </w:t>
+      </w:r>
+      <w:r>
+        <w:rPr>
+          <w:color w:val="auto"/>
+          <w:sz w:val="24"/>
+          <w:szCs w:val="24"/>
+        </w:rPr>
         <w:t>7904608866</w:t>
       </w:r>
       <w:r>
+        <w:rPr>
+          <w:color w:val="auto"/>
+          <w:sz w:val="24"/>
+          <w:szCs w:val="24"/>
+        </w:rPr>
         <w:t xml:space="preserve"> | mo</w:t>
       </w:r>
       <w:r>
+        <w:rPr>
+          <w:color w:val="auto"/>
+          <w:sz w:val="24"/>
+          <w:szCs w:val="24"/>
+        </w:rPr>
         <w:t>hanvkumar8866@gmail</w:t>
       </w:r>
       <w:r>
+        <w:rPr>
+          <w:color w:val="auto"/>
+          <w:sz w:val="24"/>
+          <w:szCs w:val="24"/>
+        </w:rPr>
         <w:t xml:space="preserve">.com | </w:t>
       </w:r>
       <w:r>
+        <w:rPr>
+          <w:color w:val="auto"/>
+          <w:sz w:val="24"/>
+          <w:szCs w:val="24"/>
+        </w:rPr>
         <w:t>Bangalore, Karnataka, India</w:t>
       </w:r>
       <w:r>
-        <w:t xml:space="preserve"> | </w:t>
-      </w:r>
-      <w:r>
-        <w:t>www.linkedin.com/in/v-mohan-kumar-253341299</w:t>
+        <w:rPr>
+          <w:color w:val="auto"/>
+          <w:sz w:val="24"/>
+          <w:szCs w:val="24"/>
+        </w:rPr>
+        <w:t xml:space="preserve"> |</w:t>
+      </w:r>
+      <w:r>
+        <w:rPr>
+          <w:sz w:val="24"/>
+          <w:szCs w:val="24"/>
+        </w:rPr>
+        <w:t xml:space="preserve"> </w:t>
+      </w:r>
+      <w:hyperlink r:id="rId10" w:history="1">
+        <w:r>
+          <w:rPr>
+            <w:rStyle w:val="Hyperlink"/>
+            <w:sz w:val="24"/>
+            <w:szCs w:val="24"/>
+          </w:rPr>
+          <w:t>www.linkedin.com/in/v-mohan-kumar-253341299</w:t>
+        </w:r>
+      </w:hyperlink>
+      <w:r>
+        <w:rPr>
+          <w:sz w:val="24"/>
+          <w:szCs w:val="24"/>
+        </w:rPr>
+        <w:t xml:space="preserve"> </w:t>
+      </w:r>
+      <w:r>
+        <w:rPr>
+          <w:color w:val="auto"/>
+          <w:sz w:val="24"/>
+          <w:szCs w:val="24"/>
+        </w:rPr>
+        <w:t>|</w:t>
+      </w:r>
+      <w:r>
+        <w:rPr>
+          <w:sz w:val="24"/>
+          <w:szCs w:val="24"/>
+        </w:rPr>
+        <w:t xml:space="preserve"> </w:t>
+      </w:r>
+      <w:hyperlink r:id="rId11" w:history="1">
+        <w:r>
+          <w:rPr>
+            <w:rStyle w:val="Hyperlink"/>
+            <w:sz w:val="24"/>
+            <w:szCs w:val="24"/>
+          </w:rPr>
+          <w:t>https://github.com/Mohankumar908</w:t>
+        </w:r>
+      </w:hyperlink>
+      <w:r>
+        <w:rPr>
+          <w:sz w:val="24"/>
+          <w:szCs w:val="24"/>
+        </w:rPr>
+        <w:t xml:space="preserve"> </w:t>
       </w:r>
     </w:p>
     <w:p>
@@ -55,8 +161,8 @@
         <w:rPr>
           <w:rFonts w:ascii="Open Sans" w:hAnsi="Open Sans" w:cs="Open Sans"/>
           <w:color w:val="3A3A3A" w:themeColor="background2" w:themeShade="40"/>
-          <w:sz w:val="8"/>
-          <w:szCs w:val="8"/>
+          <w:sz w:val="10"/>
+          <w:szCs w:val="10"/>
         </w:rPr>
       </w:pPr>
     </w:p>
@@ -76,16 +182,25 @@
         <w:pStyle w:val="Heading1"/>
       </w:pPr>
       <w:r>
-        <w:t>Career Summary</w:t>
+        <w:t xml:space="preserve">Career </w:t>
+      </w:r>
+      <w:r>
+        <w:t>OBJECTIVE</w:t>
       </w:r>
     </w:p>
     <w:p>
       <w:pPr>
         <w:pStyle w:val="Space"/>
-      </w:pPr>
-      <w:r>
-        <w:rPr>
-          <w:sz w:val="22"/>
+        <w:rPr>
+          <w:sz w:val="24"/>
+          <w:szCs w:val="24"/>
+        </w:rPr>
+      </w:pPr>
+      <w:r>
+        <w:rPr>
+          <w:color w:val="auto"/>
+          <w:sz w:val="24"/>
+          <w:szCs w:val="24"/>
         </w:rPr>
         <w:t xml:space="preserve">Computer Science student with strong foundations in </w:t>
       </w:r>
@@ -93,13 +208,17 @@
         <w:rPr>
           <w:b/>
           <w:bCs/>
-          <w:sz w:val="22"/>
+          <w:color w:val="auto"/>
+          <w:sz w:val="24"/>
+          <w:szCs w:val="24"/>
         </w:rPr>
         <w:t>programming, data structures, and algorithms</w:t>
       </w:r>
       <w:r>
         <w:rPr>
-          <w:sz w:val="22"/>
+          <w:color w:val="auto"/>
+          <w:sz w:val="24"/>
+          <w:szCs w:val="24"/>
         </w:rPr>
         <w:t xml:space="preserve">, along with growing skills in </w:t>
       </w:r>
@@ -107,13 +226,17 @@
         <w:rPr>
           <w:b/>
           <w:bCs/>
-          <w:sz w:val="22"/>
+          <w:color w:val="auto"/>
+          <w:sz w:val="24"/>
+          <w:szCs w:val="24"/>
         </w:rPr>
         <w:t>Python, Data Science, and AI/ML</w:t>
       </w:r>
       <w:r>
         <w:rPr>
-          <w:sz w:val="22"/>
+          <w:color w:val="auto"/>
+          <w:sz w:val="24"/>
+          <w:szCs w:val="24"/>
         </w:rPr>
         <w:t xml:space="preserve">. Passionate about </w:t>
       </w:r>
@@ -121,25 +244,43 @@
         <w:rPr>
           <w:b/>
           <w:bCs/>
-          <w:sz w:val="22"/>
+          <w:color w:val="auto"/>
+          <w:sz w:val="24"/>
+          <w:szCs w:val="24"/>
         </w:rPr>
         <w:t>problem-solving, learning new technologies, and building practical projects</w:t>
       </w:r>
       <w:r>
         <w:rPr>
-          <w:sz w:val="22"/>
+          <w:color w:val="auto"/>
+          <w:sz w:val="24"/>
+          <w:szCs w:val="24"/>
         </w:rPr>
         <w:t>. Eager to apply technical knowledge and teamwork skills to contribute effectively in a dynamic work environment.</w:t>
       </w:r>
     </w:p>
     <w:p>
       <w:pPr>
+        <w:pStyle w:val="Space"/>
+      </w:pPr>
+    </w:p>
+    <w:p>
+      <w:pPr>
         <w:pStyle w:val="Heading1"/>
-      </w:pPr>
-      <w:r>
+        <w:rPr>
+          <w:color w:val="auto"/>
+        </w:rPr>
+      </w:pPr>
+      <w:r>
+        <w:rPr>
+          <w:color w:val="auto"/>
+        </w:rPr>
         <w:t>Education</w:t>
       </w:r>
       <w:r>
+        <w:rPr>
+          <w:color w:val="auto"/>
+        </w:rPr>
         <w:t xml:space="preserve"> qualification</w:t>
       </w:r>
     </w:p>
@@ -149,12 +290,14 @@
         <w:rPr>
           <w:b/>
           <w:bCs/>
+          <w:color w:val="auto"/>
         </w:rPr>
       </w:pPr>
       <w:r>
         <w:rPr>
           <w:b/>
           <w:bCs/>
+          <w:color w:val="auto"/>
         </w:rPr>
         <w:t xml:space="preserve">BE in Computer science and Engineering </w:t>
       </w:r>
@@ -162,17 +305,32 @@
     <w:p>
       <w:pPr>
         <w:pStyle w:val="List"/>
-      </w:pPr>
-      <w:r>
+        <w:rPr>
+          <w:color w:val="auto"/>
+        </w:rPr>
+      </w:pPr>
+      <w:r>
+        <w:rPr>
+          <w:color w:val="auto"/>
+        </w:rPr>
         <w:t>SJB Institute of Technology</w:t>
       </w:r>
       <w:r>
+        <w:rPr>
+          <w:color w:val="auto"/>
+        </w:rPr>
         <w:t xml:space="preserve">, Bangalore | CGPA : 8.85 | </w:t>
       </w:r>
       <w:r>
+        <w:rPr>
+          <w:color w:val="auto"/>
+        </w:rPr>
         <w:t>20</w:t>
       </w:r>
       <w:r>
+        <w:rPr>
+          <w:color w:val="auto"/>
+        </w:rPr>
         <w:t>23-27</w:t>
       </w:r>
     </w:p>
@@ -182,157 +340,200 @@
         <w:rPr>
           <w:b/>
           <w:bCs/>
+          <w:color w:val="auto"/>
         </w:rPr>
       </w:pPr>
       <w:r>
         <w:rPr>
           <w:b/>
           <w:bCs/>
-        </w:rPr>
-        <w:t xml:space="preserve">Class XII – Pre University </w:t>
-      </w:r>
-      <w:r>
+          <w:color w:val="auto"/>
+        </w:rPr>
+        <w:t xml:space="preserve">Class XII – Pre University  </w:t>
+      </w:r>
+    </w:p>
+    <w:p>
+      <w:pPr>
+        <w:pStyle w:val="List"/>
+        <w:rPr>
+          <w:color w:val="auto"/>
+        </w:rPr>
+      </w:pPr>
+      <w:r>
+        <w:rPr>
+          <w:color w:val="auto"/>
+        </w:rPr>
+        <w:t xml:space="preserve">VBR Pre University College, Bangalore | </w:t>
+      </w:r>
+      <w:proofErr w:type="gramStart"/>
+      <w:r>
+        <w:rPr>
+          <w:color w:val="auto"/>
+        </w:rPr>
+        <w:t>S</w:t>
+      </w:r>
+      <w:r>
+        <w:rPr>
+          <w:color w:val="auto"/>
+        </w:rPr>
+        <w:t>core :</w:t>
+      </w:r>
+      <w:proofErr w:type="gramEnd"/>
+      <w:r>
+        <w:rPr>
+          <w:color w:val="auto"/>
+        </w:rPr>
+        <w:t xml:space="preserve"> 93.8 | 2023</w:t>
+      </w:r>
+    </w:p>
+    <w:p>
+      <w:pPr>
+        <w:pStyle w:val="List"/>
         <w:rPr>
           <w:b/>
           <w:bCs/>
-        </w:rPr>
-        <w:t xml:space="preserve"> </w:t>
-      </w:r>
-    </w:p>
-    <w:p>
-      <w:pPr>
-        <w:pStyle w:val="List"/>
-      </w:pPr>
-      <w:r>
-        <w:t>VBR Pre University College, Bangalore | score : 93.8 | 2023</w:t>
-      </w:r>
-    </w:p>
-    <w:p>
-      <w:pPr>
-        <w:pStyle w:val="List"/>
+          <w:color w:val="auto"/>
+        </w:rPr>
+      </w:pPr>
+      <w:r>
         <w:rPr>
           <w:b/>
           <w:bCs/>
+          <w:color w:val="auto"/>
+        </w:rPr>
+        <w:t>Class X – Secondary School</w:t>
+      </w:r>
+    </w:p>
+    <w:p>
+      <w:pPr>
+        <w:pStyle w:val="List"/>
+        <w:rPr>
+          <w:color w:val="auto"/>
+        </w:rPr>
+      </w:pPr>
+      <w:r>
+        <w:rPr>
+          <w:color w:val="auto"/>
+        </w:rPr>
+        <w:t xml:space="preserve">Unique International School, </w:t>
+      </w:r>
+      <w:proofErr w:type="spellStart"/>
+      <w:r>
+        <w:rPr>
+          <w:color w:val="auto"/>
+        </w:rPr>
+        <w:t>Malur</w:t>
+      </w:r>
+      <w:proofErr w:type="spellEnd"/>
+      <w:r>
+        <w:rPr>
+          <w:color w:val="auto"/>
+        </w:rPr>
+        <w:t xml:space="preserve"> | </w:t>
+      </w:r>
+      <w:proofErr w:type="gramStart"/>
+      <w:r>
+        <w:rPr>
+          <w:color w:val="auto"/>
+        </w:rPr>
+        <w:t>S</w:t>
+      </w:r>
+      <w:r>
+        <w:rPr>
+          <w:color w:val="auto"/>
+        </w:rPr>
+        <w:t>core :</w:t>
+      </w:r>
+      <w:proofErr w:type="gramEnd"/>
+      <w:r>
+        <w:rPr>
+          <w:color w:val="auto"/>
+        </w:rPr>
+        <w:t xml:space="preserve"> 88.64 | 2021</w:t>
+      </w:r>
+    </w:p>
+    <w:p>
+      <w:pPr>
+        <w:pStyle w:val="Space"/>
+      </w:pPr>
+    </w:p>
+    <w:p>
+      <w:pPr>
+        <w:pStyle w:val="Heading1"/>
+      </w:pPr>
+      <w:r>
+        <w:t>Technical Skills</w:t>
+      </w:r>
+    </w:p>
+    <w:p>
+      <w:pPr>
+        <w:rPr>
+          <w:color w:val="auto"/>
+          <w:sz w:val="24"/>
+          <w:szCs w:val="24"/>
         </w:rPr>
       </w:pPr>
       <w:r>
         <w:rPr>
           <w:b/>
           <w:bCs/>
-        </w:rPr>
-        <w:t>Class X – Secondary School</w:t>
-      </w:r>
-    </w:p>
-    <w:p>
-      <w:pPr>
-        <w:pStyle w:val="List"/>
-      </w:pPr>
-      <w:r>
-        <w:t>Unique International School, Malur | score : 88.64 | 2021</w:t>
-      </w:r>
-    </w:p>
-    <w:p>
-      <w:pPr>
-        <w:pStyle w:val="Space"/>
-      </w:pPr>
-    </w:p>
-    <w:p>
-      <w:pPr>
-        <w:pStyle w:val="Heading1"/>
-      </w:pPr>
-      <w:r>
-        <w:t>Technical Skills</w:t>
-      </w:r>
-    </w:p>
-    <w:p>
-      <w:pPr>
-        <w:rPr>
-          <w:sz w:val="24"/>
-          <w:szCs w:val="24"/>
-        </w:rPr>
-      </w:pPr>
+          <w:color w:val="auto"/>
+          <w:sz w:val="24"/>
+          <w:szCs w:val="24"/>
+        </w:rPr>
+        <w:t>Progr</w:t>
+      </w:r>
       <w:r>
         <w:rPr>
           <w:b/>
           <w:bCs/>
-          <w:sz w:val="24"/>
-          <w:szCs w:val="24"/>
-        </w:rPr>
-        <w:t>Programming Languages:</w:t>
-      </w:r>
-      <w:r>
-        <w:rPr>
-          <w:sz w:val="24"/>
-          <w:szCs w:val="24"/>
-        </w:rPr>
-        <w:t xml:space="preserve"> C, C++, Java, Python</w:t>
-      </w:r>
-    </w:p>
-    <w:p>
-      <w:pPr>
-        <w:rPr>
-          <w:sz w:val="24"/>
-          <w:szCs w:val="24"/>
-        </w:rPr>
-      </w:pPr>
+          <w:color w:val="auto"/>
+          <w:sz w:val="24"/>
+          <w:szCs w:val="24"/>
+        </w:rPr>
+        <w:t>amming</w:t>
+      </w:r>
       <w:r>
         <w:rPr>
           <w:b/>
           <w:bCs/>
-          <w:sz w:val="24"/>
-          <w:szCs w:val="24"/>
-        </w:rPr>
-        <w:t>Web Technologies:</w:t>
-      </w:r>
-      <w:r>
-        <w:rPr>
-          <w:sz w:val="24"/>
-          <w:szCs w:val="24"/>
-        </w:rPr>
-        <w:t xml:space="preserve"> HTML, CSS, JavaScript, </w:t>
-      </w:r>
-      <w:r>
-        <w:rPr>
-          <w:sz w:val="24"/>
-          <w:szCs w:val="24"/>
-        </w:rPr>
-        <w:t>Django</w:t>
-      </w:r>
-    </w:p>
-    <w:p>
-      <w:pPr>
-        <w:rPr>
-          <w:sz w:val="24"/>
-          <w:szCs w:val="24"/>
-        </w:rPr>
-      </w:pPr>
+          <w:color w:val="auto"/>
+          <w:sz w:val="24"/>
+          <w:szCs w:val="24"/>
+        </w:rPr>
+        <w:t xml:space="preserve"> Languages</w:t>
+      </w:r>
       <w:r>
         <w:rPr>
           <w:b/>
           <w:bCs/>
-          <w:sz w:val="24"/>
-          <w:szCs w:val="24"/>
-        </w:rPr>
-        <w:t>Databases:</w:t>
-      </w:r>
-      <w:r>
-        <w:rPr>
-          <w:sz w:val="24"/>
-          <w:szCs w:val="24"/>
-        </w:rPr>
-        <w:t xml:space="preserve"> MySQL</w:t>
-      </w:r>
-      <w:r>
-        <w:rPr>
-          <w:sz w:val="24"/>
-          <w:szCs w:val="24"/>
-        </w:rPr>
-        <w:t>, SQL Plus</w:t>
-      </w:r>
-    </w:p>
-    <w:p>
-      <w:pPr>
-        <w:rPr>
+          <w:color w:val="auto"/>
+          <w:sz w:val="24"/>
+          <w:szCs w:val="24"/>
+        </w:rPr>
+        <w:t>:</w:t>
+      </w:r>
+      <w:r>
+        <w:rPr>
+          <w:color w:val="auto"/>
+          <w:sz w:val="24"/>
+          <w:szCs w:val="24"/>
+        </w:rPr>
+        <w:t xml:space="preserve"> </w:t>
+      </w:r>
+      <w:r>
+        <w:rPr>
+          <w:color w:val="auto"/>
+          <w:sz w:val="24"/>
+          <w:szCs w:val="24"/>
+        </w:rPr>
+        <w:t xml:space="preserve">C, C++, Java, Python </w:t>
+      </w:r>
+    </w:p>
+    <w:p>
+      <w:pPr>
+        <w:rPr>
+          <w:color w:val="auto"/>
           <w:sz w:val="24"/>
           <w:szCs w:val="24"/>
         </w:rPr>
@@ -341,41 +542,147 @@
         <w:rPr>
           <w:b/>
           <w:bCs/>
-          <w:sz w:val="24"/>
-          <w:szCs w:val="24"/>
-        </w:rPr>
-        <w:t>Tools &amp; Platforms:</w:t>
-      </w:r>
-      <w:r>
-        <w:rPr>
-          <w:sz w:val="24"/>
-          <w:szCs w:val="24"/>
-        </w:rPr>
-        <w:t xml:space="preserve"> Git, GitHub, VS Code, Eclipse, Jupyter Notebook</w:t>
-      </w:r>
-    </w:p>
-    <w:p>
-      <w:pPr>
-        <w:rPr>
-          <w:sz w:val="24"/>
-          <w:szCs w:val="24"/>
-        </w:rPr>
-      </w:pPr>
+          <w:color w:val="auto"/>
+          <w:sz w:val="24"/>
+          <w:szCs w:val="24"/>
+        </w:rPr>
+        <w:t>Web</w:t>
+      </w:r>
       <w:r>
         <w:rPr>
           <w:b/>
           <w:bCs/>
-          <w:sz w:val="24"/>
-          <w:szCs w:val="24"/>
-        </w:rPr>
-        <w:t>Data Science &amp; ML:</w:t>
-      </w:r>
-      <w:r>
-        <w:rPr>
-          <w:sz w:val="24"/>
-          <w:szCs w:val="24"/>
-        </w:rPr>
-        <w:t xml:space="preserve"> Pandas, NumPy, Scikit-learn, Matplotlib</w:t>
+          <w:color w:val="auto"/>
+          <w:sz w:val="24"/>
+          <w:szCs w:val="24"/>
+        </w:rPr>
+        <w:t xml:space="preserve"> Technologies:</w:t>
+      </w:r>
+      <w:r>
+        <w:rPr>
+          <w:color w:val="auto"/>
+          <w:sz w:val="24"/>
+          <w:szCs w:val="24"/>
+        </w:rPr>
+        <w:t xml:space="preserve"> HTML</w:t>
+      </w:r>
+      <w:r>
+        <w:rPr>
+          <w:color w:val="auto"/>
+          <w:sz w:val="24"/>
+          <w:szCs w:val="24"/>
+        </w:rPr>
+        <w:t xml:space="preserve">, CSS, JavaScript, Django </w:t>
+      </w:r>
+    </w:p>
+    <w:p>
+      <w:pPr>
+        <w:rPr>
+          <w:color w:val="auto"/>
+          <w:sz w:val="24"/>
+          <w:szCs w:val="24"/>
+        </w:rPr>
+      </w:pPr>
+      <w:r>
+        <w:rPr>
+          <w:b/>
+          <w:bCs/>
+          <w:color w:val="auto"/>
+          <w:sz w:val="24"/>
+          <w:szCs w:val="24"/>
+        </w:rPr>
+        <w:t>Databases &amp; Tools:</w:t>
+      </w:r>
+      <w:r>
+        <w:rPr>
+          <w:color w:val="auto"/>
+          <w:sz w:val="24"/>
+          <w:szCs w:val="24"/>
+        </w:rPr>
+        <w:t xml:space="preserve"> </w:t>
+      </w:r>
+      <w:r>
+        <w:rPr>
+          <w:color w:val="auto"/>
+          <w:sz w:val="24"/>
+          <w:szCs w:val="24"/>
+        </w:rPr>
+        <w:t>MySQL</w:t>
+      </w:r>
+      <w:r>
+        <w:rPr>
+          <w:color w:val="auto"/>
+          <w:sz w:val="24"/>
+          <w:szCs w:val="24"/>
+        </w:rPr>
+        <w:t>, SQL</w:t>
+      </w:r>
+      <w:r>
+        <w:rPr>
+          <w:color w:val="auto"/>
+          <w:sz w:val="24"/>
+          <w:szCs w:val="24"/>
+        </w:rPr>
+        <w:t xml:space="preserve"> | </w:t>
+      </w:r>
+      <w:r>
+        <w:rPr>
+          <w:color w:val="auto"/>
+          <w:sz w:val="24"/>
+          <w:szCs w:val="24"/>
+        </w:rPr>
+        <w:t>GitHub,</w:t>
+      </w:r>
+      <w:r>
+        <w:rPr>
+          <w:color w:val="auto"/>
+          <w:sz w:val="24"/>
+          <w:szCs w:val="24"/>
+        </w:rPr>
+        <w:t xml:space="preserve"> </w:t>
+      </w:r>
+      <w:r>
+        <w:rPr>
+          <w:color w:val="auto"/>
+          <w:sz w:val="24"/>
+          <w:szCs w:val="24"/>
+        </w:rPr>
+        <w:t xml:space="preserve">VS Code </w:t>
+      </w:r>
+    </w:p>
+    <w:p>
+      <w:pPr>
+        <w:rPr>
+          <w:color w:val="auto"/>
+          <w:sz w:val="24"/>
+          <w:szCs w:val="24"/>
+        </w:rPr>
+      </w:pPr>
+      <w:r>
+        <w:rPr>
+          <w:b/>
+          <w:bCs/>
+          <w:color w:val="auto"/>
+          <w:sz w:val="24"/>
+          <w:szCs w:val="24"/>
+        </w:rPr>
+        <w:t>Data &amp; Libraries:</w:t>
+      </w:r>
+      <w:r>
+        <w:rPr>
+          <w:color w:val="auto"/>
+          <w:sz w:val="24"/>
+          <w:szCs w:val="24"/>
+        </w:rPr>
+        <w:t xml:space="preserve"> </w:t>
+      </w:r>
+      <w:r>
+        <w:rPr>
+          <w:color w:val="auto"/>
+          <w:sz w:val="24"/>
+          <w:szCs w:val="24"/>
+        </w:rPr>
+        <w:t>Pandas, NumPy, Scikit-learn, Matplotlib</w:t>
       </w:r>
     </w:p>
     <w:p>
@@ -394,11 +701,15 @@
     <w:p>
       <w:pPr>
         <w:pStyle w:val="List"/>
+        <w:rPr>
+          <w:color w:val="auto"/>
+        </w:rPr>
       </w:pPr>
       <w:r>
         <w:rPr>
           <w:b/>
           <w:iCs/>
+          <w:color w:val="auto"/>
         </w:rPr>
         <w:t>Parking Management System | 202</w:t>
       </w:r>
@@ -406,10 +717,14 @@
         <w:rPr>
           <w:b/>
           <w:iCs/>
+          <w:color w:val="auto"/>
         </w:rPr>
         <w:t>5</w:t>
       </w:r>
       <w:r>
+        <w:rPr>
+          <w:color w:val="auto"/>
+        </w:rPr>
         <w:tab/>
       </w:r>
     </w:p>
@@ -421,16 +736,34 @@
           <w:numId w:val="8"/>
         </w:numPr>
         <w:rPr>
-          <w:sz w:val="24"/>
-          <w:szCs w:val="24"/>
-        </w:rPr>
-      </w:pPr>
-      <w:r>
-        <w:rPr>
-          <w:sz w:val="24"/>
-          <w:szCs w:val="24"/>
-        </w:rPr>
-        <w:t>Built a Parking Management System using Django REST Framework with a responsive HTML/CSS/JS frontend.</w:t>
+          <w:color w:val="auto"/>
+          <w:sz w:val="24"/>
+          <w:szCs w:val="24"/>
+        </w:rPr>
+      </w:pPr>
+      <w:r>
+        <w:rPr>
+          <w:color w:val="auto"/>
+          <w:sz w:val="24"/>
+          <w:szCs w:val="24"/>
+        </w:rPr>
+        <w:t>Built a P</w:t>
+      </w:r>
+      <w:r>
+        <w:rPr>
+          <w:color w:val="auto"/>
+          <w:sz w:val="24"/>
+          <w:szCs w:val="24"/>
+        </w:rPr>
+        <w:t>MS</w:t>
+      </w:r>
+      <w:r>
+        <w:rPr>
+          <w:color w:val="auto"/>
+          <w:sz w:val="24"/>
+          <w:szCs w:val="24"/>
+        </w:rPr>
+        <w:t xml:space="preserve"> using Django REST Framework with a responsive HTML/CSS/JS frontend.</w:t>
       </w:r>
     </w:p>
     <w:p>
@@ -441,12 +774,14 @@
           <w:numId w:val="8"/>
         </w:numPr>
         <w:rPr>
-          <w:sz w:val="24"/>
-          <w:szCs w:val="24"/>
-        </w:rPr>
-      </w:pPr>
-      <w:r>
-        <w:rPr>
+          <w:color w:val="auto"/>
+          <w:sz w:val="24"/>
+          <w:szCs w:val="24"/>
+        </w:rPr>
+      </w:pPr>
+      <w:r>
+        <w:rPr>
+          <w:color w:val="auto"/>
           <w:sz w:val="24"/>
           <w:szCs w:val="24"/>
         </w:rPr>
@@ -461,12 +796,14 @@
           <w:numId w:val="8"/>
         </w:numPr>
         <w:rPr>
-          <w:sz w:val="24"/>
-          <w:szCs w:val="24"/>
-        </w:rPr>
-      </w:pPr>
-      <w:r>
-        <w:rPr>
+          <w:color w:val="auto"/>
+          <w:sz w:val="24"/>
+          <w:szCs w:val="24"/>
+        </w:rPr>
+      </w:pPr>
+      <w:r>
+        <w:rPr>
+          <w:color w:val="auto"/>
           <w:sz w:val="24"/>
           <w:szCs w:val="24"/>
         </w:rPr>
@@ -483,6 +820,7 @@
         <w:rPr>
           <w:b/>
           <w:bCs/>
+          <w:color w:val="auto"/>
           <w:sz w:val="24"/>
           <w:szCs w:val="24"/>
         </w:rPr>
@@ -491,6 +829,7 @@
         <w:rPr>
           <w:b/>
           <w:bCs/>
+          <w:color w:val="auto"/>
           <w:sz w:val="24"/>
           <w:szCs w:val="24"/>
         </w:rPr>
@@ -500,6 +839,7 @@
         <w:rPr>
           <w:b/>
           <w:bCs/>
+          <w:color w:val="auto"/>
           <w:sz w:val="24"/>
           <w:szCs w:val="24"/>
         </w:rPr>
@@ -514,12 +854,14 @@
           <w:numId w:val="7"/>
         </w:numPr>
         <w:rPr>
-          <w:sz w:val="24"/>
-          <w:szCs w:val="24"/>
-        </w:rPr>
-      </w:pPr>
-      <w:r>
-        <w:rPr>
+          <w:color w:val="auto"/>
+          <w:sz w:val="24"/>
+          <w:szCs w:val="24"/>
+        </w:rPr>
+      </w:pPr>
+      <w:r>
+        <w:rPr>
+          <w:color w:val="auto"/>
           <w:sz w:val="24"/>
           <w:szCs w:val="24"/>
         </w:rPr>
@@ -534,12 +876,14 @@
           <w:numId w:val="7"/>
         </w:numPr>
         <w:rPr>
-          <w:sz w:val="24"/>
-          <w:szCs w:val="24"/>
-        </w:rPr>
-      </w:pPr>
-      <w:r>
-        <w:rPr>
+          <w:color w:val="auto"/>
+          <w:sz w:val="24"/>
+          <w:szCs w:val="24"/>
+        </w:rPr>
+      </w:pPr>
+      <w:r>
+        <w:rPr>
+          <w:color w:val="auto"/>
           <w:sz w:val="24"/>
           <w:szCs w:val="24"/>
         </w:rPr>
@@ -554,12 +898,14 @@
           <w:numId w:val="7"/>
         </w:numPr>
         <w:rPr>
-          <w:sz w:val="24"/>
-          <w:szCs w:val="24"/>
-        </w:rPr>
-      </w:pPr>
-      <w:r>
-        <w:rPr>
+          <w:color w:val="auto"/>
+          <w:sz w:val="24"/>
+          <w:szCs w:val="24"/>
+        </w:rPr>
+      </w:pPr>
+      <w:r>
+        <w:rPr>
+          <w:color w:val="auto"/>
           <w:sz w:val="24"/>
           <w:szCs w:val="24"/>
         </w:rPr>
@@ -568,16 +914,91 @@
     </w:p>
     <w:p>
       <w:pPr>
+        <w:pStyle w:val="ListBullet"/>
+        <w:numPr>
+          <w:ilvl w:val="0"/>
+          <w:numId w:val="0"/>
+        </w:numPr>
+        <w:rPr>
+          <w:b/>
+          <w:bCs/>
+          <w:color w:val="auto"/>
+          <w:sz w:val="24"/>
+          <w:szCs w:val="24"/>
+        </w:rPr>
+      </w:pPr>
+      <w:r>
+        <w:rPr>
+          <w:b/>
+          <w:bCs/>
+          <w:color w:val="auto"/>
+          <w:sz w:val="24"/>
+          <w:szCs w:val="24"/>
+        </w:rPr>
+        <w:t>Virtual Desktop Assistant | 202</w:t>
+      </w:r>
+      <w:r>
+        <w:rPr>
+          <w:b/>
+          <w:bCs/>
+          <w:color w:val="auto"/>
+          <w:sz w:val="24"/>
+          <w:szCs w:val="24"/>
+        </w:rPr>
+        <w:t>4</w:t>
+      </w:r>
+    </w:p>
+    <w:p>
+      <w:pPr>
+        <w:pStyle w:val="ListBullet"/>
+        <w:numPr>
+          <w:ilvl w:val="0"/>
+          <w:numId w:val="9"/>
+        </w:numPr>
+        <w:rPr>
+          <w:color w:val="auto"/>
+          <w:sz w:val="24"/>
+          <w:szCs w:val="24"/>
+        </w:rPr>
+      </w:pPr>
+      <w:r>
+        <w:rPr>
+          <w:color w:val="auto"/>
+          <w:sz w:val="24"/>
+          <w:szCs w:val="24"/>
+        </w:rPr>
+        <w:t>Built a Python-based voice assistant using speech recognition and text-to-speech.</w:t>
+      </w:r>
+    </w:p>
+    <w:p>
+      <w:pPr>
+        <w:pStyle w:val="ListBullet"/>
+        <w:numPr>
+          <w:ilvl w:val="0"/>
+          <w:numId w:val="9"/>
+        </w:numPr>
+        <w:rPr>
+          <w:color w:val="auto"/>
+          <w:sz w:val="24"/>
+          <w:szCs w:val="24"/>
+        </w:rPr>
+      </w:pPr>
+      <w:r>
+        <w:rPr>
+          <w:color w:val="auto"/>
+          <w:sz w:val="24"/>
+          <w:szCs w:val="24"/>
+        </w:rPr>
+        <w:t>Automated tasks and fetched real-time info using external APIs.</w:t>
+      </w:r>
+    </w:p>
+    <w:p>
+      <w:pPr>
         <w:pStyle w:val="Space"/>
       </w:pPr>
     </w:p>
     <w:p>
       <w:pPr>
-        <w:pStyle w:val="Space"/>
-      </w:pPr>
-    </w:p>
-    <w:p>
-      <w:pPr>
         <w:pStyle w:val="Heading1"/>
       </w:pPr>
       <w:r>
@@ -587,38 +1008,56 @@
     <w:p>
       <w:pPr>
         <w:pStyle w:val="List"/>
-      </w:pPr>
-      <w:r>
-        <w:t xml:space="preserve">Intro to </w:t>
-      </w:r>
-      <w:r>
-        <w:t>Deep</w:t>
-      </w:r>
-      <w:r>
-        <w:t xml:space="preserve"> Learning | Kaggle | Online | 2025</w:t>
+        <w:rPr>
+          <w:color w:val="auto"/>
+        </w:rPr>
+      </w:pPr>
+      <w:r>
+        <w:rPr>
+          <w:color w:val="auto"/>
+        </w:rPr>
+        <w:t>Intro to Deep Learning | Kaggle | Online | 2025</w:t>
       </w:r>
     </w:p>
     <w:p>
       <w:pPr>
         <w:pStyle w:val="List"/>
-      </w:pPr>
-      <w:r>
+        <w:rPr>
+          <w:color w:val="auto"/>
+        </w:rPr>
+      </w:pPr>
+      <w:r>
+        <w:rPr>
+          <w:color w:val="auto"/>
+        </w:rPr>
         <w:t>Intro to Machine Learning | Kaggle | Online | 2025</w:t>
       </w:r>
     </w:p>
     <w:p>
       <w:pPr>
         <w:pStyle w:val="List"/>
-      </w:pPr>
-      <w:r>
+        <w:rPr>
+          <w:color w:val="auto"/>
+        </w:rPr>
+      </w:pPr>
+      <w:r>
+        <w:rPr>
+          <w:color w:val="auto"/>
+        </w:rPr>
         <w:t>Data Science Internship | SkillCraft Technology | Remote | Jun–Jul 2025</w:t>
       </w:r>
     </w:p>
     <w:p>
       <w:pPr>
         <w:pStyle w:val="List"/>
-      </w:pPr>
-      <w:r>
+        <w:rPr>
+          <w:color w:val="auto"/>
+        </w:rPr>
+      </w:pPr>
+      <w:r>
+        <w:rPr>
+          <w:color w:val="auto"/>
+        </w:rPr>
         <w:t>Python (Basic) Certificate | HackerRank | Online | Apr 2025</w:t>
       </w:r>
     </w:p>
@@ -687,7 +1126,7 @@
   <w:abstractNum w:abstractNumId="0" w15:restartNumberingAfterBreak="0">
     <w:nsid w:val="FFFFFF89"/>
     <w:multiLevelType w:val="singleLevel"/>
-    <w:tmpl w:val="EB06FB3E"/>
+    <w:tmpl w:val="86A6F474"/>
     <w:lvl w:ilvl="0">
       <w:start w:val="1"/>
       <w:numFmt w:val="bullet"/>
@@ -1562,6 +2001,119 @@
       <w:lvlJc w:val="left"/>
       <w:pPr>
         <w:ind w:left="6837" w:hanging="360"/>
+      </w:pPr>
+      <w:rPr>
+        <w:rFonts w:ascii="Wingdings" w:hAnsi="Wingdings" w:hint="default"/>
+      </w:rPr>
+    </w:lvl>
+  </w:abstractNum>
+  <w:abstractNum w:abstractNumId="8" w15:restartNumberingAfterBreak="0">
+    <w:nsid w:val="748550AA"/>
+    <w:multiLevelType w:val="hybridMultilevel"/>
+    <w:tmpl w:val="A838F06E"/>
+    <w:lvl w:ilvl="0" w:tplc="04090001">
+      <w:start w:val="1"/>
+      <w:numFmt w:val="bullet"/>
+      <w:lvlText w:val=""/>
+      <w:lvlJc w:val="left"/>
+      <w:pPr>
+        <w:ind w:left="720" w:hanging="360"/>
+      </w:pPr>
+      <w:rPr>
+        <w:rFonts w:ascii="Symbol" w:hAnsi="Symbol" w:hint="default"/>
+      </w:rPr>
+    </w:lvl>
+    <w:lvl w:ilvl="1" w:tplc="04090003" w:tentative="1">
+      <w:start w:val="1"/>
+      <w:numFmt w:val="bullet"/>
+      <w:lvlText w:val="o"/>
+      <w:lvlJc w:val="left"/>
+      <w:pPr>
+        <w:ind w:left="1440" w:hanging="360"/>
+      </w:pPr>
+      <w:rPr>
+        <w:rFonts w:ascii="Courier New" w:hAnsi="Courier New" w:cs="Courier New" w:hint="default"/>
+      </w:rPr>
+    </w:lvl>
+    <w:lvl w:ilvl="2" w:tplc="04090005" w:tentative="1">
+      <w:start w:val="1"/>
+      <w:numFmt w:val="bullet"/>
+      <w:lvlText w:val=""/>
+      <w:lvlJc w:val="left"/>
+      <w:pPr>
+        <w:ind w:left="2160" w:hanging="360"/>
+      </w:pPr>
+      <w:rPr>
+        <w:rFonts w:ascii="Wingdings" w:hAnsi="Wingdings" w:hint="default"/>
+      </w:rPr>
+    </w:lvl>
+    <w:lvl w:ilvl="3" w:tplc="04090001" w:tentative="1">
+      <w:start w:val="1"/>
+      <w:numFmt w:val="bullet"/>
+      <w:lvlText w:val=""/>
+      <w:lvlJc w:val="left"/>
+      <w:pPr>
+        <w:ind w:left="2880" w:hanging="360"/>
+      </w:pPr>
+      <w:rPr>
+        <w:rFonts w:ascii="Symbol" w:hAnsi="Symbol" w:hint="default"/>
+      </w:rPr>
+    </w:lvl>
+    <w:lvl w:ilvl="4" w:tplc="04090003" w:tentative="1">
+      <w:start w:val="1"/>
+      <w:numFmt w:val="bullet"/>
+      <w:lvlText w:val="o"/>
+      <w:lvlJc w:val="left"/>
+      <w:pPr>
+        <w:ind w:left="3600" w:hanging="360"/>
+      </w:pPr>
+      <w:rPr>
+        <w:rFonts w:ascii="Courier New" w:hAnsi="Courier New" w:cs="Courier New" w:hint="default"/>
+      </w:rPr>
+    </w:lvl>
+    <w:lvl w:ilvl="5" w:tplc="04090005" w:tentative="1">
+      <w:start w:val="1"/>
+      <w:numFmt w:val="bullet"/>
+      <w:lvlText w:val=""/>
+      <w:lvlJc w:val="left"/>
+      <w:pPr>
+        <w:ind w:left="4320" w:hanging="360"/>
+      </w:pPr>
+      <w:rPr>
+        <w:rFonts w:ascii="Wingdings" w:hAnsi="Wingdings" w:hint="default"/>
+      </w:rPr>
+    </w:lvl>
+    <w:lvl w:ilvl="6" w:tplc="04090001" w:tentative="1">
+      <w:start w:val="1"/>
+      <w:numFmt w:val="bullet"/>
+      <w:lvlText w:val=""/>
+      <w:lvlJc w:val="left"/>
+      <w:pPr>
+        <w:ind w:left="5040" w:hanging="360"/>
+      </w:pPr>
+      <w:rPr>
+        <w:rFonts w:ascii="Symbol" w:hAnsi="Symbol" w:hint="default"/>
+      </w:rPr>
+    </w:lvl>
+    <w:lvl w:ilvl="7" w:tplc="04090003" w:tentative="1">
+      <w:start w:val="1"/>
+      <w:numFmt w:val="bullet"/>
+      <w:lvlText w:val="o"/>
+      <w:lvlJc w:val="left"/>
+      <w:pPr>
+        <w:ind w:left="5760" w:hanging="360"/>
+      </w:pPr>
+      <w:rPr>
+        <w:rFonts w:ascii="Courier New" w:hAnsi="Courier New" w:cs="Courier New" w:hint="default"/>
+      </w:rPr>
+    </w:lvl>
+    <w:lvl w:ilvl="8" w:tplc="04090005" w:tentative="1">
+      <w:start w:val="1"/>
+      <w:numFmt w:val="bullet"/>
+      <w:lvlText w:val=""/>
+      <w:lvlJc w:val="left"/>
+      <w:pPr>
+        <w:ind w:left="6480" w:hanging="360"/>
       </w:pPr>
       <w:rPr>
         <w:rFonts w:ascii="Wingdings" w:hAnsi="Wingdings" w:hint="default"/>
@@ -1591,6 +2143,9 @@
   </w:num>
   <w:num w:numId="8" w16cid:durableId="2103211698">
     <w:abstractNumId w:val="6"/>
+  </w:num>
+  <w:num w:numId="9" w16cid:durableId="1988708165">
+    <w:abstractNumId w:val="8"/>
   </w:num>
 </w:numbering>
 </file>
@@ -2584,6 +3139,42 @@
 </file>
 
 <file path=customXml/item1.xml><?xml version="1.0" encoding="utf-8"?>
+<p:properties xmlns:p="http://schemas.microsoft.com/office/2006/metadata/properties" xmlns:xsi="http://www.w3.org/2001/XMLSchema-instance" xmlns:pc="http://schemas.microsoft.com/office/infopath/2007/PartnerControls">
+  <documentManagement>
+    <_ip_UnifiedCompliancePolicyUIAction xmlns="http://schemas.microsoft.com/sharepoint/v3" xsi:nil="true"/>
+    <_ip_UnifiedCompliancePolicyProperties xmlns="http://schemas.microsoft.com/sharepoint/v3" xsi:nil="true"/>
+    <TaxCatchAll xmlns="230e9df3-be65-4c73-a93b-d1236ebd677e" xsi:nil="true"/>
+    <ImageTagsTaxHTField xmlns="71af3243-3dd4-4a8d-8c0d-dd76da1f02a5">
+      <Terms xmlns="http://schemas.microsoft.com/office/infopath/2007/PartnerControls"/>
+    </ImageTagsTaxHTField>
+    <Image xmlns="71af3243-3dd4-4a8d-8c0d-dd76da1f02a5">
+      <Url xsi:nil="true"/>
+      <Description xsi:nil="true"/>
+    </Image>
+    <Status xmlns="71af3243-3dd4-4a8d-8c0d-dd76da1f02a5">Not started</Status>
+    <Background xmlns="71af3243-3dd4-4a8d-8c0d-dd76da1f02a5">false</Background>
+    <MediaServiceKeyPoints xmlns="71af3243-3dd4-4a8d-8c0d-dd76da1f02a5" xsi:nil="true"/>
+    <SharedWithUsers xmlns="16c05727-aa75-4e4a-9b5f-8a80a1165891">
+      <UserInfo>
+        <DisplayName/>
+        <AccountId xsi:nil="true"/>
+        <AccountType/>
+      </UserInfo>
+    </SharedWithUsers>
+  </documentManagement>
+</p:properties>
+</file>
+
+<file path=customXml/item2.xml><?xml version="1.0" encoding="utf-8"?>
+<?mso-contentType ?>
+<FormTemplates xmlns="http://schemas.microsoft.com/sharepoint/v3/contenttype/forms">
+  <Display>DocumentLibraryForm</Display>
+  <Edit>DocumentLibraryForm</Edit>
+  <New>DocumentLibraryForm</New>
+</FormTemplates>
+</file>
+
+<file path=customXml/item3.xml><?xml version="1.0" encoding="utf-8"?>
 <ct:contentTypeSchema xmlns:ct="http://schemas.microsoft.com/office/2006/metadata/contentType" xmlns:ma="http://schemas.microsoft.com/office/2006/metadata/properties/metaAttributes" ct:_="" ma:_="" ma:contentTypeName="Document" ma:contentTypeID="0x01010079F111ED35F8CC479449609E8A0923A6" ma:contentTypeVersion="30" ma:contentTypeDescription="Create a new document." ma:contentTypeScope="" ma:versionID="cec0622158e8f13124e9e8fd4de31bd1">
   <xsd:schema xmlns:xsd="http://www.w3.org/2001/XMLSchema" xmlns:xs="http://www.w3.org/2001/XMLSchema" xmlns:p="http://schemas.microsoft.com/office/2006/metadata/properties" xmlns:ns1="http://schemas.microsoft.com/sharepoint/v3" xmlns:ns2="71af3243-3dd4-4a8d-8c0d-dd76da1f02a5" xmlns:ns3="16c05727-aa75-4e4a-9b5f-8a80a1165891" xmlns:ns4="230e9df3-be65-4c73-a93b-d1236ebd677e" targetNamespace="http://schemas.microsoft.com/office/2006/metadata/properties" ma:root="true" ma:fieldsID="3b52f30ab005d15df08657af532e6e38" ns1:_="" ns2:_="" ns3:_="" ns4:_="">
     <xsd:import namespace="http://schemas.microsoft.com/sharepoint/v3"/>
@@ -2901,43 +3492,28 @@
 </ct:contentTypeSchema>
 </file>
 
-<file path=customXml/item2.xml><?xml version="1.0" encoding="utf-8"?>
-<?mso-contentType ?>
-<FormTemplates xmlns="http://schemas.microsoft.com/sharepoint/v3/contenttype/forms">
-  <Display>DocumentLibraryForm</Display>
-  <Edit>DocumentLibraryForm</Edit>
-  <New>DocumentLibraryForm</New>
-</FormTemplates>
+<file path=customXml/itemProps1.xml><?xml version="1.0" encoding="utf-8"?>
+<ds:datastoreItem xmlns:ds="http://schemas.openxmlformats.org/officeDocument/2006/customXml" ds:itemID="{2FA1C4FC-8415-4BF3-9F42-41DE68C426A1}">
+  <ds:schemaRefs>
+    <ds:schemaRef ds:uri="http://schemas.microsoft.com/office/2006/metadata/properties"/>
+    <ds:schemaRef ds:uri="http://schemas.microsoft.com/office/infopath/2007/PartnerControls"/>
+    <ds:schemaRef ds:uri="http://schemas.microsoft.com/sharepoint/v3"/>
+    <ds:schemaRef ds:uri="230e9df3-be65-4c73-a93b-d1236ebd677e"/>
+    <ds:schemaRef ds:uri="71af3243-3dd4-4a8d-8c0d-dd76da1f02a5"/>
+    <ds:schemaRef ds:uri="16c05727-aa75-4e4a-9b5f-8a80a1165891"/>
+  </ds:schemaRefs>
+</ds:datastoreItem>
 </file>
 
-<file path=customXml/item3.xml><?xml version="1.0" encoding="utf-8"?>
-<p:properties xmlns:p="http://schemas.microsoft.com/office/2006/metadata/properties" xmlns:xsi="http://www.w3.org/2001/XMLSchema-instance" xmlns:pc="http://schemas.microsoft.com/office/infopath/2007/PartnerControls">
-  <documentManagement>
-    <_ip_UnifiedCompliancePolicyUIAction xmlns="http://schemas.microsoft.com/sharepoint/v3" xsi:nil="true"/>
-    <_ip_UnifiedCompliancePolicyProperties xmlns="http://schemas.microsoft.com/sharepoint/v3" xsi:nil="true"/>
-    <TaxCatchAll xmlns="230e9df3-be65-4c73-a93b-d1236ebd677e" xsi:nil="true"/>
-    <ImageTagsTaxHTField xmlns="71af3243-3dd4-4a8d-8c0d-dd76da1f02a5">
-      <Terms xmlns="http://schemas.microsoft.com/office/infopath/2007/PartnerControls"/>
-    </ImageTagsTaxHTField>
-    <Image xmlns="71af3243-3dd4-4a8d-8c0d-dd76da1f02a5">
-      <Url xsi:nil="true"/>
-      <Description xsi:nil="true"/>
-    </Image>
-    <Status xmlns="71af3243-3dd4-4a8d-8c0d-dd76da1f02a5">Not started</Status>
-    <Background xmlns="71af3243-3dd4-4a8d-8c0d-dd76da1f02a5">false</Background>
-    <MediaServiceKeyPoints xmlns="71af3243-3dd4-4a8d-8c0d-dd76da1f02a5" xsi:nil="true"/>
-    <SharedWithUsers xmlns="16c05727-aa75-4e4a-9b5f-8a80a1165891">
-      <UserInfo>
-        <DisplayName/>
-        <AccountId xsi:nil="true"/>
-        <AccountType/>
-      </UserInfo>
-    </SharedWithUsers>
-  </documentManagement>
-</p:properties>
+<file path=customXml/itemProps2.xml><?xml version="1.0" encoding="utf-8"?>
+<ds:datastoreItem xmlns:ds="http://schemas.openxmlformats.org/officeDocument/2006/customXml" ds:itemID="{F8158BE5-FF4A-47EA-ABCC-F2FC8C69734F}">
+  <ds:schemaRefs>
+    <ds:schemaRef ds:uri="http://schemas.microsoft.com/sharepoint/v3/contenttype/forms"/>
+  </ds:schemaRefs>
+</ds:datastoreItem>
 </file>
 
-<file path=customXml/itemProps1.xml><?xml version="1.0" encoding="utf-8"?>
+<file path=customXml/itemProps3.xml><?xml version="1.0" encoding="utf-8"?>
 <ds:datastoreItem xmlns:ds="http://schemas.openxmlformats.org/officeDocument/2006/customXml" ds:itemID="{E334ADCA-0391-45BE-A0B8-AA9AA9016254}">
   <ds:schemaRefs>
     <ds:schemaRef ds:uri="http://schemas.microsoft.com/office/2006/metadata/contentType"/>
@@ -2958,27 +3534,6 @@
 </ds:datastoreItem>
 </file>
 
-<file path=customXml/itemProps2.xml><?xml version="1.0" encoding="utf-8"?>
-<ds:datastoreItem xmlns:ds="http://schemas.openxmlformats.org/officeDocument/2006/customXml" ds:itemID="{F8158BE5-FF4A-47EA-ABCC-F2FC8C69734F}">
-  <ds:schemaRefs>
-    <ds:schemaRef ds:uri="http://schemas.microsoft.com/sharepoint/v3/contenttype/forms"/>
-  </ds:schemaRefs>
-</ds:datastoreItem>
-</file>
-
-<file path=customXml/itemProps3.xml><?xml version="1.0" encoding="utf-8"?>
-<ds:datastoreItem xmlns:ds="http://schemas.openxmlformats.org/officeDocument/2006/customXml" ds:itemID="{2FA1C4FC-8415-4BF3-9F42-41DE68C426A1}">
-  <ds:schemaRefs>
-    <ds:schemaRef ds:uri="http://schemas.microsoft.com/office/2006/metadata/properties"/>
-    <ds:schemaRef ds:uri="http://schemas.microsoft.com/office/infopath/2007/PartnerControls"/>
-    <ds:schemaRef ds:uri="http://schemas.microsoft.com/sharepoint/v3"/>
-    <ds:schemaRef ds:uri="230e9df3-be65-4c73-a93b-d1236ebd677e"/>
-    <ds:schemaRef ds:uri="71af3243-3dd4-4a8d-8c0d-dd76da1f02a5"/>
-    <ds:schemaRef ds:uri="16c05727-aa75-4e4a-9b5f-8a80a1165891"/>
-  </ds:schemaRefs>
-</ds:datastoreItem>
-</file>
-
 <file path=docMetadata/LabelInfo.xml><?xml version="1.0" encoding="utf-8"?>
 <clbl:labelList xmlns:clbl="http://schemas.microsoft.com/office/2020/mipLabelMetadata"/>
 </file>